--- a/Base Application/Foundation/Reporting/ReportParts/HeaderFooterDesign/InternalModern.docx
+++ b/Base Application/Foundation/Reporting/ReportParts/HeaderFooterDesign/InternalModern.docx
@@ -57,12 +57,12 @@
       <w:tblStyle w:val="TableGrid"/>
       <w:tblW w:w="5000" w:type="pct"/>
       <w:tblBorders>
-        <w:top w:val="none" w:sz="0" w:space="0" w:color="auto"/>
-        <w:left w:val="none" w:sz="0" w:space="0" w:color="auto"/>
-        <w:bottom w:val="none" w:sz="0" w:space="0" w:color="auto"/>
-        <w:right w:val="none" w:sz="0" w:space="0" w:color="auto"/>
-        <w:insideH w:val="none" w:sz="0" w:space="0" w:color="auto"/>
-        <w:insideV w:val="none" w:sz="0" w:space="0" w:color="auto"/>
+        <w:top w:val="none" w:color="auto" w:sz="0" w:space="0"/>
+        <w:left w:val="none" w:color="auto" w:sz="0" w:space="0"/>
+        <w:bottom w:val="none" w:color="auto" w:sz="0" w:space="0"/>
+        <w:right w:val="none" w:color="auto" w:sz="0" w:space="0"/>
+        <w:insideH w:val="none" w:color="auto" w:sz="0" w:space="0"/>
+        <w:insideV w:val="none" w:color="auto" w:sz="0" w:space="0"/>
       </w:tblBorders>
       <w:tblCellMar>
         <w:left w:w="0" w:type="dxa"/>
@@ -77,7 +77,7 @@
     <w:tr>
       <w:trPr>
         <w:cantSplit/>
-        <w:trHeight w:hRule="exact" w:val="259"/>
+        <w:trHeight w:val="259" w:hRule="exact"/>
       </w:trPr>
       <w:tc>
         <w:tcPr>
@@ -193,19 +193,7 @@
       </w:tc>
       <w:sdt>
         <w:sdtPr>
-          <w:rPr>
-            <w:rFonts w:asciiTheme="minorHAnsi" w:hAnsiTheme="minorHAnsi" w:cstheme="minorHAnsi"/>
-            <w:color w:val="000000"/>
-            <w:szCs w:val="18"/>
-          </w:rPr>
-          <w:alias w:val="UserName"/>
-          <w:tag w:val="#BC:InsertDataItem,BCReportInformation/ReportRequest/UserName"/>
-          <w:id w:val="1213692593"/>
-          <w:placeholder>
-            <w:docPart w:val="DefaultPlaceholder_-1854013440"/>
-          </w:placeholder>
-          <w15:color w:val="808080"/>
-          <w:text/>
+          <w:dataBinding w:prefixMappings="xmlns:ns0='urn:microsoft-dynamics-nav/reports/Tenant_Report_Defaults/2000000001/'" w:xpath="/ns0:NavWordReportXmlPart[1]/ns0:BCReportInformation[1]/ns0:ReportRequest[1]/ns0:UserName[1]" w:storeItemID="{3C7A9092-1D75-4E70-891F-878ACD4FD9DD}"/>
         </w:sdtPr>
         <w:sdtContent>
           <w:tc>
@@ -261,12 +249,12 @@
       <w:tblStyle w:val="TableGrid"/>
       <w:tblW w:w="5000" w:type="pct"/>
       <w:tblBorders>
-        <w:top w:val="none" w:sz="0" w:space="0" w:color="auto"/>
-        <w:left w:val="none" w:sz="0" w:space="0" w:color="auto"/>
-        <w:bottom w:val="none" w:sz="0" w:space="0" w:color="auto"/>
-        <w:right w:val="none" w:sz="0" w:space="0" w:color="auto"/>
-        <w:insideH w:val="none" w:sz="0" w:space="0" w:color="auto"/>
-        <w:insideV w:val="none" w:sz="0" w:space="0" w:color="auto"/>
+        <w:top w:val="none" w:color="auto" w:sz="0" w:space="0"/>
+        <w:left w:val="none" w:color="auto" w:sz="0" w:space="0"/>
+        <w:bottom w:val="none" w:color="auto" w:sz="0" w:space="0"/>
+        <w:right w:val="none" w:color="auto" w:sz="0" w:space="0"/>
+        <w:insideH w:val="none" w:color="auto" w:sz="0" w:space="0"/>
+        <w:insideV w:val="none" w:color="auto" w:sz="0" w:space="0"/>
       </w:tblBorders>
       <w:tblCellMar>
         <w:left w:w="0" w:type="dxa"/>
@@ -281,7 +269,7 @@
     <w:tr>
       <w:trPr>
         <w:cantSplit/>
-        <w:trHeight w:hRule="exact" w:val="259"/>
+        <w:trHeight w:val="259" w:hRule="exact"/>
       </w:trPr>
       <w:tc>
         <w:tcPr>
@@ -389,19 +377,7 @@
       </w:tc>
       <w:sdt>
         <w:sdtPr>
-          <w:rPr>
-            <w:rFonts w:asciiTheme="minorHAnsi" w:hAnsiTheme="minorHAnsi" w:cstheme="minorHAnsi"/>
-            <w:color w:val="000000"/>
-            <w:szCs w:val="18"/>
-          </w:rPr>
-          <w:alias w:val="UserName"/>
-          <w:tag w:val="#BC:InsertDataItem,BCReportInformation/ReportRequest/UserName"/>
-          <w:id w:val="1936631354"/>
-          <w:placeholder>
-            <w:docPart w:val="DefaultPlaceholder_-1854013440"/>
-          </w:placeholder>
-          <w15:color w:val="808080"/>
-          <w:text/>
+          <w:dataBinding w:prefixMappings="xmlns:ns0='urn:microsoft-dynamics-nav/reports/Tenant_Report_Defaults/2000000001/'" w:xpath="/ns0:NavWordReportXmlPart[1]/ns0:BCReportInformation[1]/ns0:ReportRequest[1]/ns0:UserName[1]" w:storeItemID="{3C7A9092-1D75-4E70-891F-878ACD4FD9DD}"/>
         </w:sdtPr>
         <w:sdtContent>
           <w:tc>
@@ -495,19 +471,7 @@
         </w:tcPr>
         <w:sdt>
           <w:sdtPr>
-            <w:rPr>
-              <w:rFonts w:asciiTheme="majorHAnsi" w:eastAsiaTheme="minorEastAsia" w:hAnsiTheme="majorHAnsi" w:cstheme="majorHAnsi"/>
-              <w:sz w:val="36"/>
-              <w:szCs w:val="36"/>
-            </w:rPr>
-            <w:alias w:val="ReportCaption"/>
-            <w:tag w:val="#BC:InsertDataItem,BCReportInformation/ReportMetadata/ReportCaption"/>
-            <w:id w:val="1669215781"/>
-            <w:placeholder>
-              <w:docPart w:val="8C83465283514BC9931E462769176689"/>
-            </w:placeholder>
-            <w15:color w:val="808080"/>
-            <w:text/>
+            <w:dataBinding w:prefixMappings="xmlns:ns0='urn:microsoft-dynamics-nav/reports/Tenant_Report_Defaults/2000000001/'" w:xpath="/ns0:NavWordReportXmlPart[1]/ns0:BCReportInformation[1]/ns0:ReportMetadata[1]/ns0:ReportCaption[1]" w:storeItemID="{3C7A9092-1D75-4E70-891F-878ACD4FD9DD}"/>
           </w:sdtPr>
           <w:sdtContent>
             <w:p>
@@ -515,14 +479,14 @@
                 <w:pStyle w:val="Pagina"/>
                 <w:spacing w:after="0"/>
                 <w:rPr>
-                  <w:rFonts w:ascii="Sitka Text Semibold" w:eastAsiaTheme="minorEastAsia" w:hAnsi="Sitka Text Semibold"/>
+                  <w:rFonts w:ascii="Sitka Text Semibold" w:hAnsi="Sitka Text Semibold" w:eastAsiaTheme="minorEastAsia"/>
                   <w:sz w:val="20"/>
                   <w:szCs w:val="20"/>
                 </w:rPr>
               </w:pPr>
               <w:r>
                 <w:rPr>
-                  <w:rFonts w:asciiTheme="majorHAnsi" w:eastAsiaTheme="minorEastAsia" w:hAnsiTheme="majorHAnsi" w:cstheme="majorHAnsi"/>
+                  <w:rFonts w:asciiTheme="majorHAnsi" w:hAnsiTheme="majorHAnsi" w:eastAsiaTheme="minorEastAsia" w:cstheme="majorHAnsi"/>
                   <w:sz w:val="36"/>
                   <w:szCs w:val="36"/>
                 </w:rPr>
@@ -542,43 +506,32 @@
             <w:spacing w:before="60" w:after="60"/>
             <w:jc w:val="right"/>
             <w:rPr>
-              <w:rFonts w:ascii="Sitka Text" w:eastAsiaTheme="minorEastAsia" w:hAnsi="Sitka Text"/>
+              <w:rFonts w:ascii="Sitka Text" w:hAnsi="Sitka Text" w:eastAsiaTheme="minorEastAsia"/>
               <w:szCs w:val="18"/>
             </w:rPr>
           </w:pPr>
           <w:sdt>
             <w:sdtPr>
-              <w:rPr>
-                <w:rFonts w:asciiTheme="minorHAnsi" w:eastAsiaTheme="minorEastAsia" w:hAnsiTheme="minorHAnsi" w:cstheme="minorHAnsi"/>
-                <w:szCs w:val="18"/>
-              </w:rPr>
-              <w:alias w:val="CompanyName"/>
-              <w:tag w:val="#BC:InsertDataItem,BCReportInformation/ReportRequest/CompanyName"/>
-              <w:id w:val="449436599"/>
-              <w:placeholder>
-                <w:docPart w:val="8C83465283514BC9931E462769176689"/>
-              </w:placeholder>
-              <w15:color w:val="808080"/>
-              <w:text/>
+              <w:dataBinding w:prefixMappings="xmlns:ns0='urn:microsoft-dynamics-nav/reports/Tenant_Report_Defaults/2000000001/'" w:xpath="/ns0:NavWordReportXmlPart[1]/ns0:BCReportInformation[1]/ns0:ReportRequest[1]/ns0:CompanyName[1]" w:storeItemID="{3C7A9092-1D75-4E70-891F-878ACD4FD9DD}"/>
             </w:sdtPr>
             <w:sdtContent>
               <w:r>
                 <w:rPr>
-                  <w:rFonts w:asciiTheme="minorHAnsi" w:eastAsiaTheme="minorEastAsia" w:hAnsiTheme="minorHAnsi" w:cstheme="minorHAnsi"/>
+                  <w:rFonts w:asciiTheme="minorHAnsi" w:hAnsiTheme="minorHAnsi" w:eastAsiaTheme="minorEastAsia" w:cstheme="minorHAnsi"/>
                   <w:szCs w:val="18"/>
                 </w:rPr>
                 <w:t>Compa</w:t>
               </w:r>
               <w:r>
                 <w:rPr>
-                  <w:rFonts w:asciiTheme="minorHAnsi" w:eastAsiaTheme="minorEastAsia" w:hAnsiTheme="minorHAnsi" w:cstheme="minorHAnsi"/>
+                  <w:rFonts w:asciiTheme="minorHAnsi" w:hAnsiTheme="minorHAnsi" w:eastAsiaTheme="minorEastAsia" w:cstheme="minorHAnsi"/>
                   <w:szCs w:val="18"/>
                 </w:rPr>
                 <w:t>n</w:t>
               </w:r>
               <w:r>
                 <w:rPr>
-                  <w:rFonts w:asciiTheme="minorHAnsi" w:eastAsiaTheme="minorEastAsia" w:hAnsiTheme="minorHAnsi" w:cstheme="minorHAnsi"/>
+                  <w:rFonts w:asciiTheme="minorHAnsi" w:hAnsiTheme="minorHAnsi" w:eastAsiaTheme="minorEastAsia" w:cstheme="minorHAnsi"/>
                   <w:szCs w:val="18"/>
                 </w:rPr>
                 <w:t>y Name</w:t>
@@ -587,7 +540,7 @@
           </w:sdt>
           <w:r>
             <w:rPr>
-              <w:rFonts w:ascii="Sitka Text" w:eastAsiaTheme="minorEastAsia" w:hAnsi="Sitka Text"/>
+              <w:rFonts w:ascii="Sitka Text" w:hAnsi="Sitka Text" w:eastAsiaTheme="minorEastAsia"/>
               <w:szCs w:val="18"/>
             </w:rPr>
             <w:t xml:space="preserve"> </w:t>
@@ -608,7 +561,7 @@
           <w:pPr>
             <w:pStyle w:val="Pagina"/>
             <w:rPr>
-              <w:rFonts w:asciiTheme="majorHAnsi" w:eastAsiaTheme="minorEastAsia" w:hAnsiTheme="majorHAnsi" w:cstheme="majorHAnsi"/>
+              <w:rFonts w:asciiTheme="majorHAnsi" w:hAnsiTheme="majorHAnsi" w:eastAsiaTheme="minorEastAsia" w:cstheme="majorHAnsi"/>
               <w:sz w:val="20"/>
               <w:szCs w:val="20"/>
             </w:rPr>
@@ -625,29 +578,18 @@
             <w:spacing w:after="120"/>
             <w:jc w:val="right"/>
             <w:rPr>
-              <w:rFonts w:ascii="Sitka Text" w:eastAsiaTheme="minorEastAsia" w:hAnsi="Sitka Text"/>
+              <w:rFonts w:ascii="Sitka Text" w:hAnsi="Sitka Text" w:eastAsiaTheme="minorEastAsia"/>
               <w:szCs w:val="18"/>
             </w:rPr>
           </w:pPr>
           <w:sdt>
             <w:sdtPr>
-              <w:rPr>
-                <w:rFonts w:asciiTheme="minorHAnsi" w:eastAsiaTheme="minorEastAsia" w:hAnsiTheme="minorHAnsi" w:cstheme="minorHAnsi"/>
-                <w:szCs w:val="18"/>
-              </w:rPr>
-              <w:alias w:val="DateAndTime"/>
-              <w:tag w:val="#BC:InsertDataItem,BCReportInformation/ReportRequest/DateAndTime"/>
-              <w:id w:val="-1354964300"/>
-              <w:placeholder>
-                <w:docPart w:val="002A6DD6E12B4986B5D3A8C190A97D0D"/>
-              </w:placeholder>
-              <w15:color w:val="808080"/>
-              <w:text/>
+              <w:dataBinding w:prefixMappings="xmlns:ns0='urn:microsoft-dynamics-nav/reports/Tenant_Report_Defaults/2000000001/'" w:xpath="/ns0:NavWordReportXmlPart[1]/ns0:BCReportInformation[1]/ns0:ReportRequest[1]/ns0:DateAndTime[1]" w:storeItemID="{3C7A9092-1D75-4E70-891F-878ACD4FD9DD}"/>
             </w:sdtPr>
             <w:sdtContent>
               <w:r>
                 <w:rPr>
-                  <w:rFonts w:asciiTheme="minorHAnsi" w:eastAsiaTheme="minorEastAsia" w:hAnsiTheme="minorHAnsi" w:cstheme="minorHAnsi"/>
+                  <w:rFonts w:asciiTheme="minorHAnsi" w:hAnsiTheme="minorHAnsi" w:eastAsiaTheme="minorEastAsia" w:cstheme="minorHAnsi"/>
                   <w:szCs w:val="18"/>
                 </w:rPr>
                 <w:t xml:space="preserve">Date and </w:t>
@@ -655,7 +597,7 @@
               <w:proofErr w:type="gramStart"/>
               <w:r>
                 <w:rPr>
-                  <w:rFonts w:asciiTheme="minorHAnsi" w:eastAsiaTheme="minorEastAsia" w:hAnsiTheme="minorHAnsi" w:cstheme="minorHAnsi"/>
+                  <w:rFonts w:asciiTheme="minorHAnsi" w:hAnsiTheme="minorHAnsi" w:eastAsiaTheme="minorEastAsia" w:cstheme="minorHAnsi"/>
                   <w:szCs w:val="18"/>
                 </w:rPr>
                 <w:t>Time</w:t>
@@ -682,12 +624,12 @@
       <w:tblStyle w:val="TableGrid"/>
       <w:tblW w:w="5000" w:type="pct"/>
       <w:tblBorders>
-        <w:top w:val="none" w:sz="0" w:space="0" w:color="auto"/>
-        <w:left w:val="none" w:sz="0" w:space="0" w:color="auto"/>
-        <w:bottom w:val="none" w:sz="0" w:space="0" w:color="auto"/>
-        <w:right w:val="none" w:sz="0" w:space="0" w:color="auto"/>
-        <w:insideH w:val="none" w:sz="0" w:space="0" w:color="auto"/>
-        <w:insideV w:val="none" w:sz="0" w:space="0" w:color="auto"/>
+        <w:top w:val="none" w:color="auto" w:sz="0" w:space="0"/>
+        <w:left w:val="none" w:color="auto" w:sz="0" w:space="0"/>
+        <w:bottom w:val="none" w:color="auto" w:sz="0" w:space="0"/>
+        <w:right w:val="none" w:color="auto" w:sz="0" w:space="0"/>
+        <w:insideH w:val="none" w:color="auto" w:sz="0" w:space="0"/>
+        <w:insideV w:val="none" w:color="auto" w:sz="0" w:space="0"/>
       </w:tblBorders>
       <w:tblLayout w:type="fixed"/>
       <w:tblCellMar>
@@ -712,19 +654,7 @@
         </w:tcPr>
         <w:sdt>
           <w:sdtPr>
-            <w:rPr>
-              <w:rFonts w:asciiTheme="majorHAnsi" w:hAnsiTheme="majorHAnsi" w:cstheme="majorHAnsi"/>
-              <w:sz w:val="40"/>
-              <w:szCs w:val="40"/>
-            </w:rPr>
-            <w:alias w:val="ReportCaption"/>
-            <w:tag w:val="#BC:InsertDataItem,BCReportInformation/ReportMetadata/ReportCaption"/>
-            <w:id w:val="-933741270"/>
-            <w:placeholder>
-              <w:docPart w:val="45A402DB179C4CC5A8C895DD1CE549C7"/>
-            </w:placeholder>
-            <w15:color w:val="808080"/>
-            <w:text/>
+            <w:dataBinding w:prefixMappings="xmlns:ns0='urn:microsoft-dynamics-nav/reports/Tenant_Report_Defaults/2000000001/'" w:xpath="/ns0:NavWordReportXmlPart[1]/ns0:BCReportInformation[1]/ns0:ReportMetadata[1]/ns0:ReportCaption[1]" w:storeItemID="{3C7A9092-1D75-4E70-891F-878ACD4FD9DD}"/>
           </w:sdtPr>
           <w:sdtContent>
             <w:p>
@@ -766,36 +696,13 @@
           </w:pPr>
           <w:sdt>
             <w:sdtPr>
-              <w:rPr>
-                <w:color w:val="242424"/>
-              </w:rPr>
-              <w:alias w:val="DateAndTime"/>
-              <w:tag w:val="#BC:InsertDataItem,BCReportInformation/ReportRequest/DateAndTime"/>
-              <w:id w:val="-944533551"/>
-              <w:placeholder>
-                <w:docPart w:val="35E06B25EF2A4DEB9877E8B34D1C11AB"/>
-              </w:placeholder>
-              <w15:color w:val="808080"/>
-              <w:text/>
+              <w:dataBinding w:prefixMappings="xmlns:ns0='urn:microsoft-dynamics-nav/reports/Tenant_Report_Defaults/2000000001/'" w:xpath="/ns0:NavWordReportXmlPart[1]/ns0:BCReportInformation[1]/ns0:ReportRequest[1]/ns0:DateAndTime[1]" w:storeItemID="{3C7A9092-1D75-4E70-891F-878ACD4FD9DD}"/>
             </w:sdtPr>
             <w:sdtContent/>
           </w:sdt>
           <w:sdt>
             <w:sdtPr>
-              <w:rPr>
-                <w:rFonts w:cstheme="minorHAnsi"/>
-                <w:noProof/>
-                <w:color w:val="242424"/>
-                <w:sz w:val="18"/>
-              </w:rPr>
-              <w:alias w:val="CompanyName"/>
-              <w:tag w:val="#BC:InsertDataItem,BCReportInformation/ReportRequest/CompanyName"/>
-              <w:id w:val="-1529790962"/>
-              <w:placeholder>
-                <w:docPart w:val="45A402DB179C4CC5A8C895DD1CE549C7"/>
-              </w:placeholder>
-              <w15:color w:val="808080"/>
-              <w:text/>
+              <w:dataBinding w:prefixMappings="xmlns:ns0='urn:microsoft-dynamics-nav/reports/Tenant_Report_Defaults/2000000001/'" w:xpath="/ns0:NavWordReportXmlPart[1]/ns0:BCReportInformation[1]/ns0:ReportRequest[1]/ns0:CompanyName[1]" w:storeItemID="{3C7A9092-1D75-4E70-891F-878ACD4FD9DD}"/>
             </w:sdtPr>
             <w:sdtContent>
               <w:r>

--- a/Base Application/Foundation/Reporting/ReportParts/HeaderFooterDesign/InternalModern.docx
+++ b/Base Application/Foundation/Reporting/ReportParts/HeaderFooterDesign/InternalModern.docx
@@ -57,12 +57,12 @@
       <w:tblStyle w:val="TableGrid"/>
       <w:tblW w:w="5000" w:type="pct"/>
       <w:tblBorders>
-        <w:top w:val="none" w:color="auto" w:sz="0" w:space="0"/>
-        <w:left w:val="none" w:color="auto" w:sz="0" w:space="0"/>
-        <w:bottom w:val="none" w:color="auto" w:sz="0" w:space="0"/>
-        <w:right w:val="none" w:color="auto" w:sz="0" w:space="0"/>
-        <w:insideH w:val="none" w:color="auto" w:sz="0" w:space="0"/>
-        <w:insideV w:val="none" w:color="auto" w:sz="0" w:space="0"/>
+        <w:top w:val="none" w:sz="0" w:space="0" w:color="auto"/>
+        <w:left w:val="none" w:sz="0" w:space="0" w:color="auto"/>
+        <w:bottom w:val="none" w:sz="0" w:space="0" w:color="auto"/>
+        <w:right w:val="none" w:sz="0" w:space="0" w:color="auto"/>
+        <w:insideH w:val="none" w:sz="0" w:space="0" w:color="auto"/>
+        <w:insideV w:val="none" w:sz="0" w:space="0" w:color="auto"/>
       </w:tblBorders>
       <w:tblCellMar>
         <w:left w:w="0" w:type="dxa"/>
@@ -77,7 +77,7 @@
     <w:tr>
       <w:trPr>
         <w:cantSplit/>
-        <w:trHeight w:val="259" w:hRule="exact"/>
+        <w:trHeight w:hRule="exact" w:val="259"/>
       </w:trPr>
       <w:tc>
         <w:tcPr>
@@ -193,7 +193,19 @@
       </w:tc>
       <w:sdt>
         <w:sdtPr>
-          <w:dataBinding w:prefixMappings="xmlns:ns0='urn:microsoft-dynamics-nav/reports/Tenant_Report_Defaults/2000000001/'" w:xpath="/ns0:NavWordReportXmlPart[1]/ns0:BCReportInformation[1]/ns0:ReportRequest[1]/ns0:UserName[1]" w:storeItemID="{3C7A9092-1D75-4E70-891F-878ACD4FD9DD}"/>
+          <w:rPr>
+            <w:rFonts w:asciiTheme="minorHAnsi" w:hAnsiTheme="minorHAnsi" w:cstheme="minorHAnsi"/>
+            <w:color w:val="000000"/>
+            <w:szCs w:val="18"/>
+          </w:rPr>
+          <w:alias w:val="UserName"/>
+          <w:tag w:val="#BC:InsertDataItem,BCReportInformation/ReportRequest/UserName"/>
+          <w:id w:val="1213692593"/>
+          <w:placeholder>
+            <w:docPart w:val="DefaultPlaceholder_-1854013440"/>
+          </w:placeholder>
+          <w15:color w:val="808080"/>
+          <w:text/>
         </w:sdtPr>
         <w:sdtContent>
           <w:tc>
@@ -249,12 +261,12 @@
       <w:tblStyle w:val="TableGrid"/>
       <w:tblW w:w="5000" w:type="pct"/>
       <w:tblBorders>
-        <w:top w:val="none" w:color="auto" w:sz="0" w:space="0"/>
-        <w:left w:val="none" w:color="auto" w:sz="0" w:space="0"/>
-        <w:bottom w:val="none" w:color="auto" w:sz="0" w:space="0"/>
-        <w:right w:val="none" w:color="auto" w:sz="0" w:space="0"/>
-        <w:insideH w:val="none" w:color="auto" w:sz="0" w:space="0"/>
-        <w:insideV w:val="none" w:color="auto" w:sz="0" w:space="0"/>
+        <w:top w:val="none" w:sz="0" w:space="0" w:color="auto"/>
+        <w:left w:val="none" w:sz="0" w:space="0" w:color="auto"/>
+        <w:bottom w:val="none" w:sz="0" w:space="0" w:color="auto"/>
+        <w:right w:val="none" w:sz="0" w:space="0" w:color="auto"/>
+        <w:insideH w:val="none" w:sz="0" w:space="0" w:color="auto"/>
+        <w:insideV w:val="none" w:sz="0" w:space="0" w:color="auto"/>
       </w:tblBorders>
       <w:tblCellMar>
         <w:left w:w="0" w:type="dxa"/>
@@ -269,7 +281,7 @@
     <w:tr>
       <w:trPr>
         <w:cantSplit/>
-        <w:trHeight w:val="259" w:hRule="exact"/>
+        <w:trHeight w:hRule="exact" w:val="259"/>
       </w:trPr>
       <w:tc>
         <w:tcPr>
@@ -377,7 +389,19 @@
       </w:tc>
       <w:sdt>
         <w:sdtPr>
-          <w:dataBinding w:prefixMappings="xmlns:ns0='urn:microsoft-dynamics-nav/reports/Tenant_Report_Defaults/2000000001/'" w:xpath="/ns0:NavWordReportXmlPart[1]/ns0:BCReportInformation[1]/ns0:ReportRequest[1]/ns0:UserName[1]" w:storeItemID="{3C7A9092-1D75-4E70-891F-878ACD4FD9DD}"/>
+          <w:rPr>
+            <w:rFonts w:asciiTheme="minorHAnsi" w:hAnsiTheme="minorHAnsi" w:cstheme="minorHAnsi"/>
+            <w:color w:val="000000"/>
+            <w:szCs w:val="18"/>
+          </w:rPr>
+          <w:alias w:val="UserName"/>
+          <w:tag w:val="#BC:InsertDataItem,BCReportInformation/ReportRequest/UserName"/>
+          <w:id w:val="1936631354"/>
+          <w:placeholder>
+            <w:docPart w:val="DefaultPlaceholder_-1854013440"/>
+          </w:placeholder>
+          <w15:color w:val="808080"/>
+          <w:text/>
         </w:sdtPr>
         <w:sdtContent>
           <w:tc>
@@ -471,7 +495,19 @@
         </w:tcPr>
         <w:sdt>
           <w:sdtPr>
-            <w:dataBinding w:prefixMappings="xmlns:ns0='urn:microsoft-dynamics-nav/reports/Tenant_Report_Defaults/2000000001/'" w:xpath="/ns0:NavWordReportXmlPart[1]/ns0:BCReportInformation[1]/ns0:ReportMetadata[1]/ns0:ReportCaption[1]" w:storeItemID="{3C7A9092-1D75-4E70-891F-878ACD4FD9DD}"/>
+            <w:rPr>
+              <w:rFonts w:asciiTheme="majorHAnsi" w:eastAsiaTheme="minorEastAsia" w:hAnsiTheme="majorHAnsi" w:cstheme="majorHAnsi"/>
+              <w:sz w:val="36"/>
+              <w:szCs w:val="36"/>
+            </w:rPr>
+            <w:alias w:val="ReportCaption"/>
+            <w:tag w:val="#BC:InsertDataItem,BCReportInformation/ReportMetadata/ReportCaption"/>
+            <w:id w:val="1669215781"/>
+            <w:placeholder>
+              <w:docPart w:val="8C83465283514BC9931E462769176689"/>
+            </w:placeholder>
+            <w15:color w:val="808080"/>
+            <w:text/>
           </w:sdtPr>
           <w:sdtContent>
             <w:p>
@@ -479,14 +515,14 @@
                 <w:pStyle w:val="Pagina"/>
                 <w:spacing w:after="0"/>
                 <w:rPr>
-                  <w:rFonts w:ascii="Sitka Text Semibold" w:hAnsi="Sitka Text Semibold" w:eastAsiaTheme="minorEastAsia"/>
+                  <w:rFonts w:ascii="Sitka Text Semibold" w:eastAsiaTheme="minorEastAsia" w:hAnsi="Sitka Text Semibold"/>
                   <w:sz w:val="20"/>
                   <w:szCs w:val="20"/>
                 </w:rPr>
               </w:pPr>
               <w:r>
                 <w:rPr>
-                  <w:rFonts w:asciiTheme="majorHAnsi" w:hAnsiTheme="majorHAnsi" w:eastAsiaTheme="minorEastAsia" w:cstheme="majorHAnsi"/>
+                  <w:rFonts w:asciiTheme="majorHAnsi" w:eastAsiaTheme="minorEastAsia" w:hAnsiTheme="majorHAnsi" w:cstheme="majorHAnsi"/>
                   <w:sz w:val="36"/>
                   <w:szCs w:val="36"/>
                 </w:rPr>
@@ -506,32 +542,43 @@
             <w:spacing w:before="60" w:after="60"/>
             <w:jc w:val="right"/>
             <w:rPr>
-              <w:rFonts w:ascii="Sitka Text" w:hAnsi="Sitka Text" w:eastAsiaTheme="minorEastAsia"/>
+              <w:rFonts w:ascii="Sitka Text" w:eastAsiaTheme="minorEastAsia" w:hAnsi="Sitka Text"/>
               <w:szCs w:val="18"/>
             </w:rPr>
           </w:pPr>
           <w:sdt>
             <w:sdtPr>
-              <w:dataBinding w:prefixMappings="xmlns:ns0='urn:microsoft-dynamics-nav/reports/Tenant_Report_Defaults/2000000001/'" w:xpath="/ns0:NavWordReportXmlPart[1]/ns0:BCReportInformation[1]/ns0:ReportRequest[1]/ns0:CompanyName[1]" w:storeItemID="{3C7A9092-1D75-4E70-891F-878ACD4FD9DD}"/>
+              <w:rPr>
+                <w:rFonts w:asciiTheme="minorHAnsi" w:eastAsiaTheme="minorEastAsia" w:hAnsiTheme="minorHAnsi" w:cstheme="minorHAnsi"/>
+                <w:szCs w:val="18"/>
+              </w:rPr>
+              <w:alias w:val="CompanyName"/>
+              <w:tag w:val="#BC:InsertDataItem,BCReportInformation/ReportRequest/CompanyName"/>
+              <w:id w:val="449436599"/>
+              <w:placeholder>
+                <w:docPart w:val="8C83465283514BC9931E462769176689"/>
+              </w:placeholder>
+              <w15:color w:val="808080"/>
+              <w:text/>
             </w:sdtPr>
             <w:sdtContent>
               <w:r>
                 <w:rPr>
-                  <w:rFonts w:asciiTheme="minorHAnsi" w:hAnsiTheme="minorHAnsi" w:eastAsiaTheme="minorEastAsia" w:cstheme="minorHAnsi"/>
+                  <w:rFonts w:asciiTheme="minorHAnsi" w:eastAsiaTheme="minorEastAsia" w:hAnsiTheme="minorHAnsi" w:cstheme="minorHAnsi"/>
                   <w:szCs w:val="18"/>
                 </w:rPr>
                 <w:t>Compa</w:t>
               </w:r>
               <w:r>
                 <w:rPr>
-                  <w:rFonts w:asciiTheme="minorHAnsi" w:hAnsiTheme="minorHAnsi" w:eastAsiaTheme="minorEastAsia" w:cstheme="minorHAnsi"/>
+                  <w:rFonts w:asciiTheme="minorHAnsi" w:eastAsiaTheme="minorEastAsia" w:hAnsiTheme="minorHAnsi" w:cstheme="minorHAnsi"/>
                   <w:szCs w:val="18"/>
                 </w:rPr>
                 <w:t>n</w:t>
               </w:r>
               <w:r>
                 <w:rPr>
-                  <w:rFonts w:asciiTheme="minorHAnsi" w:hAnsiTheme="minorHAnsi" w:eastAsiaTheme="minorEastAsia" w:cstheme="minorHAnsi"/>
+                  <w:rFonts w:asciiTheme="minorHAnsi" w:eastAsiaTheme="minorEastAsia" w:hAnsiTheme="minorHAnsi" w:cstheme="minorHAnsi"/>
                   <w:szCs w:val="18"/>
                 </w:rPr>
                 <w:t>y Name</w:t>
@@ -540,7 +587,7 @@
           </w:sdt>
           <w:r>
             <w:rPr>
-              <w:rFonts w:ascii="Sitka Text" w:hAnsi="Sitka Text" w:eastAsiaTheme="minorEastAsia"/>
+              <w:rFonts w:ascii="Sitka Text" w:eastAsiaTheme="minorEastAsia" w:hAnsi="Sitka Text"/>
               <w:szCs w:val="18"/>
             </w:rPr>
             <w:t xml:space="preserve"> </w:t>
@@ -561,7 +608,7 @@
           <w:pPr>
             <w:pStyle w:val="Pagina"/>
             <w:rPr>
-              <w:rFonts w:asciiTheme="majorHAnsi" w:hAnsiTheme="majorHAnsi" w:eastAsiaTheme="minorEastAsia" w:cstheme="majorHAnsi"/>
+              <w:rFonts w:asciiTheme="majorHAnsi" w:eastAsiaTheme="minorEastAsia" w:hAnsiTheme="majorHAnsi" w:cstheme="majorHAnsi"/>
               <w:sz w:val="20"/>
               <w:szCs w:val="20"/>
             </w:rPr>
@@ -578,18 +625,29 @@
             <w:spacing w:after="120"/>
             <w:jc w:val="right"/>
             <w:rPr>
-              <w:rFonts w:ascii="Sitka Text" w:hAnsi="Sitka Text" w:eastAsiaTheme="minorEastAsia"/>
+              <w:rFonts w:ascii="Sitka Text" w:eastAsiaTheme="minorEastAsia" w:hAnsi="Sitka Text"/>
               <w:szCs w:val="18"/>
             </w:rPr>
           </w:pPr>
           <w:sdt>
             <w:sdtPr>
-              <w:dataBinding w:prefixMappings="xmlns:ns0='urn:microsoft-dynamics-nav/reports/Tenant_Report_Defaults/2000000001/'" w:xpath="/ns0:NavWordReportXmlPart[1]/ns0:BCReportInformation[1]/ns0:ReportRequest[1]/ns0:DateAndTime[1]" w:storeItemID="{3C7A9092-1D75-4E70-891F-878ACD4FD9DD}"/>
+              <w:rPr>
+                <w:rFonts w:asciiTheme="minorHAnsi" w:eastAsiaTheme="minorEastAsia" w:hAnsiTheme="minorHAnsi" w:cstheme="minorHAnsi"/>
+                <w:szCs w:val="18"/>
+              </w:rPr>
+              <w:alias w:val="DateAndTime"/>
+              <w:tag w:val="#BC:InsertDataItem,BCReportInformation/ReportRequest/DateAndTime"/>
+              <w:id w:val="-1354964300"/>
+              <w:placeholder>
+                <w:docPart w:val="002A6DD6E12B4986B5D3A8C190A97D0D"/>
+              </w:placeholder>
+              <w15:color w:val="808080"/>
+              <w:text/>
             </w:sdtPr>
             <w:sdtContent>
               <w:r>
                 <w:rPr>
-                  <w:rFonts w:asciiTheme="minorHAnsi" w:hAnsiTheme="minorHAnsi" w:eastAsiaTheme="minorEastAsia" w:cstheme="minorHAnsi"/>
+                  <w:rFonts w:asciiTheme="minorHAnsi" w:eastAsiaTheme="minorEastAsia" w:hAnsiTheme="minorHAnsi" w:cstheme="minorHAnsi"/>
                   <w:szCs w:val="18"/>
                 </w:rPr>
                 <w:t xml:space="preserve">Date and </w:t>
@@ -597,7 +655,7 @@
               <w:proofErr w:type="gramStart"/>
               <w:r>
                 <w:rPr>
-                  <w:rFonts w:asciiTheme="minorHAnsi" w:hAnsiTheme="minorHAnsi" w:eastAsiaTheme="minorEastAsia" w:cstheme="minorHAnsi"/>
+                  <w:rFonts w:asciiTheme="minorHAnsi" w:eastAsiaTheme="minorEastAsia" w:hAnsiTheme="minorHAnsi" w:cstheme="minorHAnsi"/>
                   <w:szCs w:val="18"/>
                 </w:rPr>
                 <w:t>Time</w:t>
@@ -624,12 +682,12 @@
       <w:tblStyle w:val="TableGrid"/>
       <w:tblW w:w="5000" w:type="pct"/>
       <w:tblBorders>
-        <w:top w:val="none" w:color="auto" w:sz="0" w:space="0"/>
-        <w:left w:val="none" w:color="auto" w:sz="0" w:space="0"/>
-        <w:bottom w:val="none" w:color="auto" w:sz="0" w:space="0"/>
-        <w:right w:val="none" w:color="auto" w:sz="0" w:space="0"/>
-        <w:insideH w:val="none" w:color="auto" w:sz="0" w:space="0"/>
-        <w:insideV w:val="none" w:color="auto" w:sz="0" w:space="0"/>
+        <w:top w:val="none" w:sz="0" w:space="0" w:color="auto"/>
+        <w:left w:val="none" w:sz="0" w:space="0" w:color="auto"/>
+        <w:bottom w:val="none" w:sz="0" w:space="0" w:color="auto"/>
+        <w:right w:val="none" w:sz="0" w:space="0" w:color="auto"/>
+        <w:insideH w:val="none" w:sz="0" w:space="0" w:color="auto"/>
+        <w:insideV w:val="none" w:sz="0" w:space="0" w:color="auto"/>
       </w:tblBorders>
       <w:tblLayout w:type="fixed"/>
       <w:tblCellMar>
@@ -654,7 +712,19 @@
         </w:tcPr>
         <w:sdt>
           <w:sdtPr>
-            <w:dataBinding w:prefixMappings="xmlns:ns0='urn:microsoft-dynamics-nav/reports/Tenant_Report_Defaults/2000000001/'" w:xpath="/ns0:NavWordReportXmlPart[1]/ns0:BCReportInformation[1]/ns0:ReportMetadata[1]/ns0:ReportCaption[1]" w:storeItemID="{3C7A9092-1D75-4E70-891F-878ACD4FD9DD}"/>
+            <w:rPr>
+              <w:rFonts w:asciiTheme="majorHAnsi" w:hAnsiTheme="majorHAnsi" w:cstheme="majorHAnsi"/>
+              <w:sz w:val="40"/>
+              <w:szCs w:val="40"/>
+            </w:rPr>
+            <w:alias w:val="ReportCaption"/>
+            <w:tag w:val="#BC:InsertDataItem,BCReportInformation/ReportMetadata/ReportCaption"/>
+            <w:id w:val="-933741270"/>
+            <w:placeholder>
+              <w:docPart w:val="45A402DB179C4CC5A8C895DD1CE549C7"/>
+            </w:placeholder>
+            <w15:color w:val="808080"/>
+            <w:text/>
           </w:sdtPr>
           <w:sdtContent>
             <w:p>
@@ -696,13 +766,36 @@
           </w:pPr>
           <w:sdt>
             <w:sdtPr>
-              <w:dataBinding w:prefixMappings="xmlns:ns0='urn:microsoft-dynamics-nav/reports/Tenant_Report_Defaults/2000000001/'" w:xpath="/ns0:NavWordReportXmlPart[1]/ns0:BCReportInformation[1]/ns0:ReportRequest[1]/ns0:DateAndTime[1]" w:storeItemID="{3C7A9092-1D75-4E70-891F-878ACD4FD9DD}"/>
+              <w:rPr>
+                <w:color w:val="242424"/>
+              </w:rPr>
+              <w:alias w:val="DateAndTime"/>
+              <w:tag w:val="#BC:InsertDataItem,BCReportInformation/ReportRequest/DateAndTime"/>
+              <w:id w:val="-944533551"/>
+              <w:placeholder>
+                <w:docPart w:val="35E06B25EF2A4DEB9877E8B34D1C11AB"/>
+              </w:placeholder>
+              <w15:color w:val="808080"/>
+              <w:text/>
             </w:sdtPr>
             <w:sdtContent/>
           </w:sdt>
           <w:sdt>
             <w:sdtPr>
-              <w:dataBinding w:prefixMappings="xmlns:ns0='urn:microsoft-dynamics-nav/reports/Tenant_Report_Defaults/2000000001/'" w:xpath="/ns0:NavWordReportXmlPart[1]/ns0:BCReportInformation[1]/ns0:ReportRequest[1]/ns0:CompanyName[1]" w:storeItemID="{3C7A9092-1D75-4E70-891F-878ACD4FD9DD}"/>
+              <w:rPr>
+                <w:rFonts w:cstheme="minorHAnsi"/>
+                <w:noProof/>
+                <w:color w:val="242424"/>
+                <w:sz w:val="18"/>
+              </w:rPr>
+              <w:alias w:val="CompanyName"/>
+              <w:tag w:val="#BC:InsertDataItem,BCReportInformation/ReportRequest/CompanyName"/>
+              <w:id w:val="-1529790962"/>
+              <w:placeholder>
+                <w:docPart w:val="45A402DB179C4CC5A8C895DD1CE549C7"/>
+              </w:placeholder>
+              <w15:color w:val="808080"/>
+              <w:text/>
             </w:sdtPr>
             <w:sdtContent>
               <w:r>
